--- a/pr-preview/pr-393/chapters/word-choice-tracked-changes.docx
+++ b/pr-preview/pr-393/chapters/word-choice-tracked-changes.docx
@@ -16,7 +16,7 @@
       </w:pPr>
       <w:del w:id="1" w:author="PR Preview" w:date="2026-01-01T00:00:00Z">
         <w:r>
-          <w:delText xml:space="preserve">Last modified: 2026-10-27 21:52:02 (PDT)</w:delText>
+          <w:delText xml:space="preserve">Last modified: 2026-10-28 00:37:47 (PDT)</w:delText>
         </w:r>
       </w:del>
     </w:p>
@@ -26,7 +26,7 @@
       </w:pPr>
       <w:ins w:id="2" w:author="PR Preview" w:date="2026-01-01T00:00:00Z">
         <w:r>
-          <w:t xml:space="preserve">Last modified: 2026-10-28 00:02:38 (PDT)</w:t>
+          <w:t xml:space="preserve">Last modified: 2026-10-28 00:37:59 (PDT)</w:t>
         </w:r>
       </w:ins>
     </w:p>
@@ -630,7 +630,7 @@
         <w:t xml:space="preserve">and the relatively-recent hybridization of the English language.</w:t>
       </w:r>
     </w:p>
-    <w:bookmarkStart w:id="22" w:name="avoid-vague-and-metaphorical-language"/>
+    <w:bookmarkStart w:id="24" w:name="avoid-vague-and-metaphorical-language"/>
     <w:p>
       <w:pPr>
         <w:pStyle w:val="Heading2"/>
@@ -674,7 +674,24 @@
         <w:t xml:space="preserve"> </w:t>
       </w:r>
       <w:r>
-        <w:t xml:space="preserve">replace a metaphor with the precise term for the thing you are describing.</w:t>
+        <w:t xml:space="preserve">replace a metaphor with the precise</w:t>
+      </w:r>
+      <w:r>
+        <w:t xml:space="preserve"> </w:t>
+      </w:r>
+      <w:hyperlink r:id="rId18">
+        <w:r>
+          <w:rPr>
+            <w:rStyle w:val="Hyperlink"/>
+          </w:rPr>
+          <w:t xml:space="preserve">term</w:t>
+        </w:r>
+      </w:hyperlink>
+      <w:r>
+        <w:t xml:space="preserve"> </w:t>
+      </w:r>
+      <w:r>
+        <w:t xml:space="preserve">for the thing you are describing.</w:t>
       </w:r>
       <w:r>
         <w:t xml:space="preserve"> </w:t>
@@ -713,7 +730,7 @@
       <w:tr>
         <w:tc>
           <w:tcPr/>
-          <w:bookmarkStart w:id="18" w:name="tbl-vague-precise"/>
+          <w:bookmarkStart w:id="19" w:name="tbl-vague-precise"/>
           <w:p>
             <w:pPr>
               <w:jc w:val="center"/>
@@ -871,7 +888,7 @@
               </w:tc>
             </w:tr>
           </w:tbl>
-          <w:bookmarkEnd w:id="18"/>
+          <w:bookmarkEnd w:id="19"/>
           <w:p/>
         </w:tc>
       </w:tr>
@@ -963,7 +980,7 @@
       <w:r>
         <w:t xml:space="preserve"> </w:t>
       </w:r>
-      <w:hyperlink r:id="rId19">
+      <w:hyperlink r:id="rId20">
         <w:r>
           <w:rPr>
             <w:rStyle w:val="Hyperlink"/>
@@ -1016,7 +1033,7 @@
       <w:r>
         <w:t xml:space="preserve"> </w:t>
       </w:r>
-      <w:hyperlink r:id="rId20">
+      <w:hyperlink r:id="rId21">
         <w:r>
           <w:rPr>
             <w:rStyle w:val="Hyperlink"/>
@@ -1119,7 +1136,27 @@
         <w:t xml:space="preserve"> </w:t>
       </w:r>
       <w:r>
-        <w:t xml:space="preserve">or a cost function that the text defines as a term.</w:t>
+        <w:t xml:space="preserve">or a cost</w:t>
+      </w:r>
+      <w:r>
+        <w:t xml:space="preserve"> </w:t>
+      </w:r>
+      <w:hyperlink r:id="rId22">
+        <w:r>
+          <w:rPr>
+            <w:rStyle w:val="Hyperlink"/>
+          </w:rPr>
+          <w:t xml:space="preserve">function</w:t>
+        </w:r>
+      </w:hyperlink>
+      <w:r>
+        <w:t xml:space="preserve"> </w:t>
+      </w:r>
+      <w:r>
+        <w:t xml:space="preserve">that the text defines as a term.</w:t>
+      </w:r>
+      <w:r>
+        <w:t xml:space="preserve"> </w:t>
       </w:r>
     </w:p>
     <w:p>
@@ -1250,7 +1287,7 @@
       <w:r>
         <w:t xml:space="preserve"> </w:t>
       </w:r>
-      <w:hyperlink r:id="rId21">
+      <w:hyperlink r:id="rId23">
         <w:r>
           <w:rPr>
             <w:rStyle w:val="Hyperlink"/>
@@ -1271,8 +1308,8 @@
         <w:t xml:space="preserve">and what to write instead.</w:t>
       </w:r>
     </w:p>
-    <w:bookmarkEnd w:id="22"/>
-    <w:bookmarkStart w:id="23" w:name="Xb7f284656303a61435fb977954db81f2a003d22"/>
+    <w:bookmarkEnd w:id="24"/>
+    <w:bookmarkStart w:id="25" w:name="Xb7f284656303a61435fb977954db81f2a003d22"/>
     <w:p>
       <w:pPr>
         <w:pStyle w:val="Heading2"/>
@@ -1407,8 +1444,8 @@
         <w:t xml:space="preserve">and put that case right after the claim.</w:t>
       </w:r>
     </w:p>
-    <w:bookmarkEnd w:id="23"/>
-    <w:bookmarkStart w:id="24" w:name="say-which-thing"/>
+    <w:bookmarkEnd w:id="25"/>
+    <w:bookmarkStart w:id="26" w:name="say-which-thing"/>
     <w:p>
       <w:pPr>
         <w:pStyle w:val="Heading2"/>
@@ -1549,8 +1586,8 @@
         <w:t xml:space="preserve">the sentence is not yet ready to write.</w:t>
       </w:r>
     </w:p>
-    <w:bookmarkEnd w:id="24"/>
-    <w:bookmarkStart w:id="25" w:name="give-a-technical-word-one-meaning"/>
+    <w:bookmarkEnd w:id="26"/>
+    <w:bookmarkStart w:id="28" w:name="give-a-technical-word-one-meaning"/>
     <w:p>
       <w:pPr>
         <w:pStyle w:val="Heading2"/>
@@ -1638,7 +1675,21 @@
         <w:t xml:space="preserve"> </w:t>
       </w:r>
       <w:r>
-        <w:t xml:space="preserve">a claim about a population, such as a null hypothesis that a test examines.</w:t>
+        <w:t xml:space="preserve">a claim about a</w:t>
+      </w:r>
+      <w:r>
+        <w:t xml:space="preserve"> </w:t>
+      </w:r>
+      <w:hyperlink r:id="rId27">
+        <w:r>
+          <w:rPr>
+            <w:rStyle w:val="Hyperlink"/>
+          </w:rPr>
+          <w:t xml:space="preserve">population</w:t>
+        </w:r>
+      </w:hyperlink>
+      <w:r>
+        <w:t xml:space="preserve">, such as a null hypothesis that a test examines.</w:t>
       </w:r>
       <w:r>
         <w:t xml:space="preserve"> </w:t>
@@ -1660,7 +1711,21 @@
         <w:t xml:space="preserve"> </w:t>
       </w:r>
       <w:r>
-        <w:t xml:space="preserve">also names a candidate prediction function.</w:t>
+        <w:t xml:space="preserve">also names a candidate prediction</w:t>
+      </w:r>
+      <w:r>
+        <w:t xml:space="preserve"> </w:t>
+      </w:r>
+      <w:hyperlink r:id="rId22">
+        <w:r>
+          <w:rPr>
+            <w:rStyle w:val="Hyperlink"/>
+          </w:rPr>
+          <w:t xml:space="preserve">function</w:t>
+        </w:r>
+      </w:hyperlink>
+      <w:r>
+        <w:t xml:space="preserve">.</w:t>
       </w:r>
     </w:p>
     <w:p>
@@ -1722,8 +1787,8 @@
         <w:t xml:space="preserve">.</w:t>
       </w:r>
     </w:p>
-    <w:bookmarkEnd w:id="25"/>
-    <w:bookmarkStart w:id="27" w:name="name-a-quantity-for-what-it-is"/>
+    <w:bookmarkEnd w:id="28"/>
+    <w:bookmarkStart w:id="29" w:name="name-a-quantity-for-what-it-is"/>
     <w:p>
       <w:pPr>
         <w:pStyle w:val="Heading2"/>
@@ -1915,7 +1980,7 @@
       <w:r>
         <w:t xml:space="preserve"> </w:t>
       </w:r>
-      <w:hyperlink r:id="rId26">
+      <w:hyperlink r:id="rId18">
         <w:r>
           <w:rPr>
             <w:rStyle w:val="Hyperlink"/>
@@ -1942,8 +2007,8 @@
         <w:t xml:space="preserve">so this rule is enforced by review.</w:t>
       </w:r>
     </w:p>
-    <w:bookmarkEnd w:id="27"/>
-    <w:bookmarkStart w:id="29" w:name="write-the-full-phrase"/>
+    <w:bookmarkEnd w:id="29"/>
+    <w:bookmarkStart w:id="31" w:name="write-the-full-phrase"/>
     <w:p>
       <w:pPr>
         <w:pStyle w:val="Heading2"/>
@@ -1976,6 +2041,9 @@
       </w:r>
       <w:r>
         <w:t xml:space="preserve">asks the reader to supply the missing words,</w:t>
+      </w:r>
+      <w:r>
+        <w:t xml:space="preserve"> </w:t>
       </w:r>
       <w:r>
         <w:t xml:space="preserve"> </w:t>
@@ -2052,7 +2120,7 @@
         <w:t xml:space="preserve">A symbol in a sentence should look like the same symbol in the display equation it refers to.</w:t>
       </w:r>
     </w:p>
-    <w:bookmarkStart w:id="28" w:name="exm-full-phrase"/>
+    <w:bookmarkStart w:id="30" w:name="exm-full-phrase"/>
     <w:p>
       <w:pPr>
         <w:pStyle w:val="BodyText"/>
@@ -2126,6 +2194,9 @@
       <w:r>
         <w:t xml:space="preserve">❌ The outcome variable is the true mean function plus noise.</w:t>
       </w:r>
+      <w:r>
+        <w:t xml:space="preserve"> </w:t>
+      </w:r>
     </w:p>
     <w:p>
       <w:pPr>
@@ -2176,9 +2247,9 @@
         <w:t xml:space="preserve">, plus noise.</w:t>
       </w:r>
     </w:p>
-    <w:bookmarkEnd w:id="28"/>
-    <w:bookmarkEnd w:id="29"/>
-    <w:bookmarkStart w:id="31" w:name="choose-each-preposition-on-purpose"/>
+    <w:bookmarkEnd w:id="30"/>
+    <w:bookmarkEnd w:id="31"/>
+    <w:bookmarkStart w:id="33" w:name="choose-each-preposition-on-purpose"/>
     <w:p>
       <w:pPr>
         <w:pStyle w:val="Heading2"/>
@@ -2303,7 +2374,7 @@
         <w:t xml:space="preserve">If you cannot answer in one phrase, replace it with a verb that names the relationship.</w:t>
       </w:r>
     </w:p>
-    <w:bookmarkStart w:id="30" w:name="exm-prepositions"/>
+    <w:bookmarkStart w:id="32" w:name="exm-prepositions"/>
     <w:p>
       <w:pPr>
         <w:pStyle w:val="BodyText"/>
@@ -2446,7 +2517,7 @@
         <w:t xml:space="preserve">the training set is the source of the estimates.</w:t>
       </w:r>
     </w:p>
-    <w:bookmarkEnd w:id="30"/>
+    <w:bookmarkEnd w:id="32"/>
     <w:p>
       <w:pPr>
         <w:pStyle w:val="BodyText"/>
@@ -2493,8 +2564,8 @@
         <w:t xml:space="preserve">for the agent of a passive verb.</w:t>
       </w:r>
     </w:p>
-    <w:bookmarkEnd w:id="31"/>
-    <w:bookmarkStart w:id="34" w:name="minimize-unnecessary-jargon"/>
+    <w:bookmarkEnd w:id="33"/>
+    <w:bookmarkStart w:id="36" w:name="minimize-unnecessary-jargon"/>
     <w:p>
       <w:pPr>
         <w:pStyle w:val="Heading2"/>
@@ -2520,7 +2591,24 @@
         <w:t xml:space="preserve"> </w:t>
       </w:r>
       <w:r>
-        <w:t xml:space="preserve">a precise technical term can replace a long explanation,</w:t>
+        <w:t xml:space="preserve">a precise technical</w:t>
+      </w:r>
+      <w:r>
+        <w:t xml:space="preserve"> </w:t>
+      </w:r>
+      <w:hyperlink r:id="rId18">
+        <w:r>
+          <w:rPr>
+            <w:rStyle w:val="Hyperlink"/>
+          </w:rPr>
+          <w:t xml:space="preserve">term</w:t>
+        </w:r>
+      </w:hyperlink>
+      <w:r>
+        <w:t xml:space="preserve"> </w:t>
+      </w:r>
+      <w:r>
+        <w:t xml:space="preserve">can replace a long explanation,</w:t>
       </w:r>
       <w:r>
         <w:t xml:space="preserve"> </w:t>
@@ -2605,7 +2693,7 @@
       <w:r>
         <w:t xml:space="preserve"> </w:t>
       </w:r>
-      <w:hyperlink r:id="rId32">
+      <w:hyperlink r:id="rId34">
         <w:r>
           <w:rPr>
             <w:rStyle w:val="Hyperlink"/>
@@ -2617,7 +2705,7 @@
         <w:t xml:space="preserve">).</w:t>
       </w:r>
     </w:p>
-    <w:bookmarkStart w:id="33" w:name="exm-jargon"/>
+    <w:bookmarkStart w:id="35" w:name="exm-jargon"/>
     <w:p>
       <w:pPr>
         <w:pStyle w:val="BodyText"/>
@@ -2666,7 +2754,7 @@
         <w:t xml:space="preserve">and it states what was actually done.</w:t>
       </w:r>
     </w:p>
-    <w:bookmarkEnd w:id="33"/>
+    <w:bookmarkEnd w:id="35"/>
     <w:p>
       <w:pPr>
         <w:pStyle w:val="BodyText"/>
@@ -2705,7 +2793,7 @@
         <w:t xml:space="preserve">define it clearly at first use.</w:t>
       </w:r>
     </w:p>
-    <w:bookmarkEnd w:id="34"/>
+    <w:bookmarkEnd w:id="36"/>
     <w:sectPr>
       <w:footnotePr>
         <w:numRestart w:val="eachSect"/>
